--- a/рпс3.docx
+++ b/рпс3.docx
@@ -5747,8 +5747,8 @@
           <w:b w:val="0"/>
           <w:bCs w:val="0"/>
           <w:color w:val="0F1115"/>
-          <w:sz w:val="24"/>
-          <w:szCs w:val="24"/>
+          <w:sz w:val="28"/>
+          <w:szCs w:val="28"/>
           <w:lang w:eastAsia="ru-RU"/>
         </w:rPr>
       </w:pPr>
@@ -5758,6 +5758,8 @@
           <w:b w:val="0"/>
           <w:bCs w:val="0"/>
           <w:color w:val="0F1115"/>
+          <w:sz w:val="28"/>
+          <w:szCs w:val="28"/>
         </w:rPr>
         <w:t>Тесты добавления массивов в БД</w:t>
       </w:r>
@@ -5765,7 +5767,7 @@
     <w:p>
       <w:pPr>
         <w:spacing w:after="0"/>
-        <w:jc w:val="both"/>
+        <w:jc w:val="center"/>
         <w:rPr>
           <w:rFonts w:ascii="Times New Roman" w:hAnsi="Times New Roman" w:cs="Times New Roman"/>
           <w:sz w:val="28"/>
@@ -5775,15 +5777,14 @@
       <w:r>
         <w:rPr>
           <w:rFonts w:ascii="Times New Roman" w:hAnsi="Times New Roman" w:cs="Times New Roman"/>
-          <w:noProof/>
           <w:sz w:val="28"/>
           <w:szCs w:val="28"/>
         </w:rPr>
         <w:drawing>
-          <wp:inline distT="0" distB="0" distL="0" distR="0" wp14:anchorId="40074B61" wp14:editId="0735FF95">
-            <wp:extent cx="5742305" cy="724204"/>
-            <wp:effectExtent l="0" t="0" r="0" b="0"/>
-            <wp:docPr id="1" name="Рисунок 1"/>
+          <wp:inline distT="0" distB="0" distL="0" distR="0" wp14:anchorId="7989EAA2" wp14:editId="0E61CCE8">
+            <wp:extent cx="5940425" cy="1467485"/>
+            <wp:effectExtent l="0" t="0" r="3175" b="0"/>
+            <wp:docPr id="2005282061" name="Рисунок 1"/>
             <wp:cNvGraphicFramePr>
               <a:graphicFrameLocks xmlns:a="http://schemas.openxmlformats.org/drawingml/2006/main" noChangeAspect="1"/>
             </wp:cNvGraphicFramePr>
@@ -5791,30 +5792,23 @@
               <a:graphicData uri="http://schemas.openxmlformats.org/drawingml/2006/picture">
                 <pic:pic xmlns:pic="http://schemas.openxmlformats.org/drawingml/2006/picture">
                   <pic:nvPicPr>
-                    <pic:cNvPr id="1" name=""/>
+                    <pic:cNvPr id="2005282061" name=""/>
                     <pic:cNvPicPr/>
                   </pic:nvPicPr>
-                  <pic:blipFill rotWithShape="1">
+                  <pic:blipFill>
                     <a:blip r:embed="rId9"/>
-                    <a:srcRect l="16255" t="22774" r="32146" b="65657"/>
-                    <a:stretch/>
+                    <a:stretch>
+                      <a:fillRect/>
+                    </a:stretch>
                   </pic:blipFill>
-                  <pic:spPr bwMode="auto">
+                  <pic:spPr>
                     <a:xfrm>
                       <a:off x="0" y="0"/>
-                      <a:ext cx="5754527" cy="725745"/>
+                      <a:ext cx="5940425" cy="1467485"/>
                     </a:xfrm>
                     <a:prstGeom prst="rect">
                       <a:avLst/>
                     </a:prstGeom>
-                    <a:ln>
-                      <a:noFill/>
-                    </a:ln>
-                    <a:extLst>
-                      <a:ext uri="{53640926-AAD7-44D8-BBD7-CCE9431645EC}">
-                        <a14:shadowObscured xmlns:a14="http://schemas.microsoft.com/office/drawing/2010/main"/>
-                      </a:ext>
-                    </a:extLst>
                   </pic:spPr>
                 </pic:pic>
               </a:graphicData>
@@ -5826,7 +5820,7 @@
     <w:p>
       <w:pPr>
         <w:spacing w:after="0"/>
-        <w:jc w:val="both"/>
+        <w:jc w:val="center"/>
         <w:rPr>
           <w:rFonts w:ascii="Times New Roman" w:hAnsi="Times New Roman" w:cs="Times New Roman"/>
           <w:sz w:val="28"/>
@@ -5845,35 +5839,24 @@
     <w:p>
       <w:pPr>
         <w:spacing w:after="0"/>
-        <w:jc w:val="both"/>
+        <w:jc w:val="center"/>
         <w:rPr>
           <w:rFonts w:ascii="Times New Roman" w:hAnsi="Times New Roman" w:cs="Times New Roman"/>
           <w:sz w:val="28"/>
           <w:szCs w:val="28"/>
         </w:rPr>
       </w:pPr>
-    </w:p>
-    <w:p>
-      <w:pPr>
-        <w:pStyle w:val="120"/>
-        <w:spacing w:before="0" w:after="0"/>
-        <w:jc w:val="both"/>
-        <w:rPr>
-          <w:b/>
-          <w:bCs/>
-          <w:sz w:val="28"/>
-          <w:lang w:val="ru-RU"/>
-        </w:rPr>
-      </w:pPr>
-      <w:r>
-        <w:rPr>
-          <w:sz w:val="28"/>
+      <w:r>
+        <w:rPr>
+          <w:rFonts w:ascii="Times New Roman" w:hAnsi="Times New Roman" w:cs="Times New Roman"/>
+          <w:sz w:val="28"/>
+          <w:szCs w:val="28"/>
         </w:rPr>
         <w:drawing>
-          <wp:inline distT="0" distB="0" distL="0" distR="0" wp14:anchorId="7FC423EC" wp14:editId="4F01E3D2">
-            <wp:extent cx="5742305" cy="724204"/>
-            <wp:effectExtent l="0" t="0" r="0" b="0"/>
-            <wp:docPr id="2" name="Рисунок 2"/>
+          <wp:inline distT="0" distB="0" distL="0" distR="0" wp14:anchorId="178E7894" wp14:editId="3DB08E51">
+            <wp:extent cx="5940425" cy="1509395"/>
+            <wp:effectExtent l="0" t="0" r="3175" b="0"/>
+            <wp:docPr id="741477546" name="Рисунок 1"/>
             <wp:cNvGraphicFramePr>
               <a:graphicFrameLocks xmlns:a="http://schemas.openxmlformats.org/drawingml/2006/main" noChangeAspect="1"/>
             </wp:cNvGraphicFramePr>
@@ -5881,30 +5864,23 @@
               <a:graphicData uri="http://schemas.openxmlformats.org/drawingml/2006/picture">
                 <pic:pic xmlns:pic="http://schemas.openxmlformats.org/drawingml/2006/picture">
                   <pic:nvPicPr>
-                    <pic:cNvPr id="1" name=""/>
+                    <pic:cNvPr id="741477546" name=""/>
                     <pic:cNvPicPr/>
                   </pic:nvPicPr>
-                  <pic:blipFill rotWithShape="1">
-                    <a:blip r:embed="rId9"/>
-                    <a:srcRect l="15860" t="37855" r="32541" b="50576"/>
-                    <a:stretch/>
+                  <pic:blipFill>
+                    <a:blip r:embed="rId10"/>
+                    <a:stretch>
+                      <a:fillRect/>
+                    </a:stretch>
                   </pic:blipFill>
-                  <pic:spPr bwMode="auto">
+                  <pic:spPr>
                     <a:xfrm>
                       <a:off x="0" y="0"/>
-                      <a:ext cx="5754527" cy="725745"/>
+                      <a:ext cx="5940425" cy="1509395"/>
                     </a:xfrm>
                     <a:prstGeom prst="rect">
                       <a:avLst/>
                     </a:prstGeom>
-                    <a:ln>
-                      <a:noFill/>
-                    </a:ln>
-                    <a:extLst>
-                      <a:ext uri="{53640926-AAD7-44D8-BBD7-CCE9431645EC}">
-                        <a14:shadowObscured xmlns:a14="http://schemas.microsoft.com/office/drawing/2010/main"/>
-                      </a:ext>
-                    </a:extLst>
                   </pic:spPr>
                 </pic:pic>
               </a:graphicData>
@@ -5915,39 +5891,52 @@
     </w:p>
     <w:p>
       <w:pPr>
-        <w:spacing w:after="0"/>
-        <w:jc w:val="both"/>
-        <w:rPr>
-          <w:rFonts w:ascii="Times New Roman" w:hAnsi="Times New Roman" w:cs="Times New Roman"/>
-          <w:sz w:val="28"/>
-          <w:szCs w:val="28"/>
-        </w:rPr>
-      </w:pPr>
-      <w:r>
-        <w:rPr>
-          <w:rFonts w:ascii="Times New Roman" w:hAnsi="Times New Roman" w:cs="Times New Roman"/>
-          <w:sz w:val="28"/>
-          <w:szCs w:val="28"/>
-        </w:rPr>
-        <w:t>Рисунок 2 – Добавление 1000 массивов</w:t>
-      </w:r>
+        <w:pStyle w:val="120"/>
+        <w:spacing w:before="0" w:after="0"/>
+        <w:jc w:val="center"/>
+        <w:rPr>
+          <w:b/>
+          <w:bCs/>
+          <w:sz w:val="28"/>
+          <w:lang w:val="ru-RU"/>
+        </w:rPr>
+      </w:pPr>
     </w:p>
     <w:p>
       <w:pPr>
         <w:spacing w:after="0"/>
-        <w:jc w:val="both"/>
+        <w:jc w:val="center"/>
         <w:rPr>
           <w:rFonts w:ascii="Times New Roman" w:hAnsi="Times New Roman" w:cs="Times New Roman"/>
           <w:sz w:val="28"/>
           <w:szCs w:val="28"/>
         </w:rPr>
       </w:pPr>
+      <w:r>
+        <w:rPr>
+          <w:rFonts w:ascii="Times New Roman" w:hAnsi="Times New Roman" w:cs="Times New Roman"/>
+          <w:sz w:val="28"/>
+          <w:szCs w:val="28"/>
+        </w:rPr>
+        <w:t>Рисунок 2 – Добавление 1000 массивов</w:t>
+      </w:r>
     </w:p>
     <w:p>
       <w:pPr>
+        <w:spacing w:after="0"/>
+        <w:jc w:val="center"/>
+        <w:rPr>
+          <w:rFonts w:ascii="Times New Roman" w:hAnsi="Times New Roman" w:cs="Times New Roman"/>
+          <w:sz w:val="28"/>
+          <w:szCs w:val="28"/>
+        </w:rPr>
+      </w:pPr>
+    </w:p>
+    <w:p>
+      <w:pPr>
         <w:shd w:val="clear" w:color="auto" w:fill="FFFFFF"/>
         <w:spacing w:after="0" w:line="240" w:lineRule="auto"/>
-        <w:jc w:val="both"/>
+        <w:jc w:val="center"/>
         <w:rPr>
           <w:rFonts w:ascii="Times New Roman" w:eastAsia="Times New Roman" w:hAnsi="Times New Roman" w:cs="Times New Roman"/>
           <w:color w:val="34343C"/>
@@ -5958,16 +5947,17 @@
       </w:pPr>
       <w:r>
         <w:rPr>
-          <w:rFonts w:ascii="Times New Roman" w:hAnsi="Times New Roman" w:cs="Times New Roman"/>
-          <w:noProof/>
-          <w:sz w:val="28"/>
-          <w:szCs w:val="28"/>
+          <w:rFonts w:ascii="Times New Roman" w:eastAsia="Times New Roman" w:hAnsi="Times New Roman" w:cs="Times New Roman"/>
+          <w:color w:val="34343C"/>
+          <w:sz w:val="28"/>
+          <w:szCs w:val="28"/>
+          <w:lang w:eastAsia="ru-RU"/>
         </w:rPr>
         <w:drawing>
-          <wp:inline distT="0" distB="0" distL="0" distR="0" wp14:anchorId="2531D0A4" wp14:editId="32533C7C">
-            <wp:extent cx="5742305" cy="724204"/>
-            <wp:effectExtent l="0" t="0" r="0" b="0"/>
-            <wp:docPr id="4" name="Рисунок 4"/>
+          <wp:inline distT="0" distB="0" distL="0" distR="0" wp14:anchorId="47329B2F" wp14:editId="6EE2406D">
+            <wp:extent cx="5940425" cy="3228340"/>
+            <wp:effectExtent l="0" t="0" r="3175" b="0"/>
+            <wp:docPr id="1762725472" name="Рисунок 1"/>
             <wp:cNvGraphicFramePr>
               <a:graphicFrameLocks xmlns:a="http://schemas.openxmlformats.org/drawingml/2006/main" noChangeAspect="1"/>
             </wp:cNvGraphicFramePr>
@@ -5975,30 +5965,23 @@
               <a:graphicData uri="http://schemas.openxmlformats.org/drawingml/2006/picture">
                 <pic:pic xmlns:pic="http://schemas.openxmlformats.org/drawingml/2006/picture">
                   <pic:nvPicPr>
-                    <pic:cNvPr id="1" name=""/>
+                    <pic:cNvPr id="1762725472" name=""/>
                     <pic:cNvPicPr/>
                   </pic:nvPicPr>
-                  <pic:blipFill rotWithShape="1">
-                    <a:blip r:embed="rId9"/>
-                    <a:srcRect l="15334" t="52702" r="33067" b="35729"/>
-                    <a:stretch/>
+                  <pic:blipFill>
+                    <a:blip r:embed="rId11"/>
+                    <a:stretch>
+                      <a:fillRect/>
+                    </a:stretch>
                   </pic:blipFill>
-                  <pic:spPr bwMode="auto">
+                  <pic:spPr>
                     <a:xfrm>
                       <a:off x="0" y="0"/>
-                      <a:ext cx="5754527" cy="725745"/>
+                      <a:ext cx="5940425" cy="3228340"/>
                     </a:xfrm>
                     <a:prstGeom prst="rect">
                       <a:avLst/>
                     </a:prstGeom>
-                    <a:ln>
-                      <a:noFill/>
-                    </a:ln>
-                    <a:extLst>
-                      <a:ext uri="{53640926-AAD7-44D8-BBD7-CCE9431645EC}">
-                        <a14:shadowObscured xmlns:a14="http://schemas.microsoft.com/office/drawing/2010/main"/>
-                      </a:ext>
-                    </a:extLst>
                   </pic:spPr>
                 </pic:pic>
               </a:graphicData>
@@ -6010,7 +5993,7 @@
     <w:p>
       <w:pPr>
         <w:spacing w:after="0"/>
-        <w:jc w:val="both"/>
+        <w:jc w:val="center"/>
         <w:rPr>
           <w:rFonts w:ascii="Times New Roman" w:hAnsi="Times New Roman" w:cs="Times New Roman"/>
           <w:sz w:val="28"/>
@@ -6030,7 +6013,7 @@
       <w:pPr>
         <w:shd w:val="clear" w:color="auto" w:fill="FFFFFF"/>
         <w:spacing w:after="0" w:line="240" w:lineRule="auto"/>
-        <w:jc w:val="both"/>
+        <w:jc w:val="center"/>
         <w:rPr>
           <w:rFonts w:ascii="Times New Roman" w:eastAsia="Times New Roman" w:hAnsi="Times New Roman" w:cs="Times New Roman"/>
           <w:color w:val="34343C"/>
@@ -6045,12 +6028,14 @@
         <w:pStyle w:val="4"/>
         <w:shd w:val="clear" w:color="auto" w:fill="FFFFFF"/>
         <w:spacing w:before="240" w:after="240" w:line="420" w:lineRule="atLeast"/>
-        <w:jc w:val="both"/>
+        <w:jc w:val="center"/>
         <w:rPr>
           <w:rFonts w:ascii="Times New Roman" w:hAnsi="Times New Roman" w:cs="Times New Roman"/>
           <w:b w:val="0"/>
           <w:bCs w:val="0"/>
           <w:color w:val="0F1115"/>
+          <w:sz w:val="28"/>
+          <w:szCs w:val="28"/>
         </w:rPr>
       </w:pPr>
       <w:r>
@@ -6059,14 +6044,17 @@
           <w:b w:val="0"/>
           <w:bCs w:val="0"/>
           <w:color w:val="0F1115"/>
-        </w:rPr>
+          <w:sz w:val="28"/>
+          <w:szCs w:val="28"/>
+        </w:rPr>
+        <w:lastRenderedPageBreak/>
         <w:t>Тесты выгрузки и сортировки 100 массивов</w:t>
       </w:r>
     </w:p>
     <w:p>
       <w:pPr>
         <w:spacing w:before="240" w:after="0"/>
-        <w:jc w:val="both"/>
+        <w:jc w:val="center"/>
         <w:rPr>
           <w:rFonts w:ascii="Times New Roman" w:hAnsi="Times New Roman" w:cs="Times New Roman"/>
           <w:lang w:eastAsia="ru-RU"/>
@@ -6074,14 +6062,17 @@
       </w:pPr>
       <w:r>
         <w:rPr>
-          <w:rFonts w:ascii="Times New Roman" w:hAnsi="Times New Roman" w:cs="Times New Roman"/>
-          <w:noProof/>
+          <w:rFonts w:ascii="Times New Roman" w:eastAsia="Times New Roman" w:hAnsi="Times New Roman" w:cs="Times New Roman"/>
+          <w:color w:val="34343C"/>
+          <w:sz w:val="28"/>
+          <w:szCs w:val="28"/>
+          <w:lang w:eastAsia="ru-RU"/>
         </w:rPr>
         <w:drawing>
-          <wp:inline distT="0" distB="0" distL="0" distR="0" wp14:anchorId="1FB53CC6" wp14:editId="06E934DA">
-            <wp:extent cx="5740653" cy="906856"/>
-            <wp:effectExtent l="0" t="0" r="0" b="7620"/>
-            <wp:docPr id="6" name="Рисунок 6"/>
+          <wp:inline distT="0" distB="0" distL="0" distR="0" wp14:anchorId="389A6457" wp14:editId="64CD7DAF">
+            <wp:extent cx="5940425" cy="1673225"/>
+            <wp:effectExtent l="0" t="0" r="3175" b="3175"/>
+            <wp:docPr id="1180172806" name="Рисунок 1"/>
             <wp:cNvGraphicFramePr>
               <a:graphicFrameLocks xmlns:a="http://schemas.openxmlformats.org/drawingml/2006/main" noChangeAspect="1"/>
             </wp:cNvGraphicFramePr>
@@ -6089,30 +6080,23 @@
               <a:graphicData uri="http://schemas.openxmlformats.org/drawingml/2006/picture">
                 <pic:pic xmlns:pic="http://schemas.openxmlformats.org/drawingml/2006/picture">
                   <pic:nvPicPr>
-                    <pic:cNvPr id="1" name=""/>
+                    <pic:cNvPr id="1180172806" name=""/>
                     <pic:cNvPicPr/>
                   </pic:nvPicPr>
-                  <pic:blipFill rotWithShape="1">
-                    <a:blip r:embed="rId10"/>
-                    <a:srcRect l="16193" t="44456" r="30858" b="40674"/>
-                    <a:stretch/>
+                  <pic:blipFill>
+                    <a:blip r:embed="rId12"/>
+                    <a:stretch>
+                      <a:fillRect/>
+                    </a:stretch>
                   </pic:blipFill>
-                  <pic:spPr bwMode="auto">
+                  <pic:spPr>
                     <a:xfrm>
                       <a:off x="0" y="0"/>
-                      <a:ext cx="5749920" cy="908320"/>
+                      <a:ext cx="5940425" cy="1673225"/>
                     </a:xfrm>
                     <a:prstGeom prst="rect">
                       <a:avLst/>
                     </a:prstGeom>
-                    <a:ln>
-                      <a:noFill/>
-                    </a:ln>
-                    <a:extLst>
-                      <a:ext uri="{53640926-AAD7-44D8-BBD7-CCE9431645EC}">
-                        <a14:shadowObscured xmlns:a14="http://schemas.microsoft.com/office/drawing/2010/main"/>
-                      </a:ext>
-                    </a:extLst>
                   </pic:spPr>
                 </pic:pic>
               </a:graphicData>
@@ -6123,7 +6107,7 @@
     </w:p>
     <w:p>
       <w:pPr>
-        <w:jc w:val="both"/>
+        <w:jc w:val="center"/>
         <w:rPr>
           <w:rFonts w:ascii="Times New Roman" w:hAnsi="Times New Roman" w:cs="Times New Roman"/>
           <w:sz w:val="28"/>
@@ -6143,7 +6127,7 @@
     </w:p>
     <w:p>
       <w:pPr>
-        <w:jc w:val="both"/>
+        <w:jc w:val="center"/>
         <w:rPr>
           <w:rFonts w:ascii="Times New Roman" w:hAnsi="Times New Roman" w:cs="Times New Roman"/>
           <w:sz w:val="28"/>
@@ -6154,15 +6138,15 @@
       <w:r>
         <w:rPr>
           <w:rFonts w:ascii="Times New Roman" w:hAnsi="Times New Roman" w:cs="Times New Roman"/>
-          <w:noProof/>
-          <w:sz w:val="28"/>
-          <w:szCs w:val="28"/>
+          <w:sz w:val="28"/>
+          <w:szCs w:val="28"/>
+          <w:lang w:eastAsia="ru-RU"/>
         </w:rPr>
         <w:drawing>
-          <wp:inline distT="0" distB="0" distL="0" distR="0" wp14:anchorId="20FAAB17" wp14:editId="4B8244AF">
-            <wp:extent cx="5742175" cy="863194"/>
-            <wp:effectExtent l="0" t="0" r="0" b="0"/>
-            <wp:docPr id="5" name="Рисунок 5"/>
+          <wp:inline distT="0" distB="0" distL="0" distR="0" wp14:anchorId="4DBD9596" wp14:editId="57DDA4D7">
+            <wp:extent cx="5940425" cy="1658620"/>
+            <wp:effectExtent l="0" t="0" r="3175" b="0"/>
+            <wp:docPr id="319107962" name="Рисунок 1"/>
             <wp:cNvGraphicFramePr>
               <a:graphicFrameLocks xmlns:a="http://schemas.openxmlformats.org/drawingml/2006/main" noChangeAspect="1"/>
             </wp:cNvGraphicFramePr>
@@ -6170,30 +6154,23 @@
               <a:graphicData uri="http://schemas.openxmlformats.org/drawingml/2006/picture">
                 <pic:pic xmlns:pic="http://schemas.openxmlformats.org/drawingml/2006/picture">
                   <pic:nvPicPr>
-                    <pic:cNvPr id="1" name=""/>
+                    <pic:cNvPr id="319107962" name=""/>
                     <pic:cNvPicPr/>
                   </pic:nvPicPr>
-                  <pic:blipFill rotWithShape="1">
-                    <a:blip r:embed="rId10"/>
-                    <a:srcRect l="15518" t="25622" r="31533" b="60227"/>
-                    <a:stretch/>
+                  <pic:blipFill>
+                    <a:blip r:embed="rId13"/>
+                    <a:stretch>
+                      <a:fillRect/>
+                    </a:stretch>
                   </pic:blipFill>
-                  <pic:spPr bwMode="auto">
+                  <pic:spPr>
                     <a:xfrm>
                       <a:off x="0" y="0"/>
-                      <a:ext cx="5749920" cy="864358"/>
+                      <a:ext cx="5940425" cy="1658620"/>
                     </a:xfrm>
                     <a:prstGeom prst="rect">
                       <a:avLst/>
                     </a:prstGeom>
-                    <a:ln>
-                      <a:noFill/>
-                    </a:ln>
-                    <a:extLst>
-                      <a:ext uri="{53640926-AAD7-44D8-BBD7-CCE9431645EC}">
-                        <a14:shadowObscured xmlns:a14="http://schemas.microsoft.com/office/drawing/2010/main"/>
-                      </a:ext>
-                    </a:extLst>
                   </pic:spPr>
                 </pic:pic>
               </a:graphicData>
@@ -6204,7 +6181,7 @@
     </w:p>
     <w:p>
       <w:pPr>
-        <w:jc w:val="both"/>
+        <w:jc w:val="center"/>
         <w:rPr>
           <w:rFonts w:ascii="Times New Roman" w:hAnsi="Times New Roman" w:cs="Times New Roman"/>
           <w:sz w:val="28"/>
@@ -6225,7 +6202,7 @@
     <w:p>
       <w:pPr>
         <w:spacing w:after="0"/>
-        <w:jc w:val="both"/>
+        <w:jc w:val="center"/>
         <w:rPr>
           <w:rFonts w:ascii="Times New Roman" w:hAnsi="Times New Roman" w:cs="Times New Roman"/>
           <w:sz w:val="28"/>
@@ -6236,16 +6213,15 @@
       <w:r>
         <w:rPr>
           <w:rFonts w:ascii="Times New Roman" w:hAnsi="Times New Roman" w:cs="Times New Roman"/>
-          <w:noProof/>
-          <w:sz w:val="28"/>
-          <w:szCs w:val="28"/>
-        </w:rPr>
-        <w:lastRenderedPageBreak/>
+          <w:sz w:val="28"/>
+          <w:szCs w:val="28"/>
+          <w:lang w:eastAsia="ru-RU"/>
+        </w:rPr>
         <w:drawing>
-          <wp:inline distT="0" distB="0" distL="0" distR="0" wp14:anchorId="3752A76C" wp14:editId="78EDAE9A">
-            <wp:extent cx="5740653" cy="1806854"/>
-            <wp:effectExtent l="0" t="0" r="0" b="3175"/>
-            <wp:docPr id="7" name="Рисунок 7"/>
+          <wp:inline distT="0" distB="0" distL="0" distR="0" wp14:anchorId="68E6DC23" wp14:editId="1591BC96">
+            <wp:extent cx="5940425" cy="3132455"/>
+            <wp:effectExtent l="0" t="0" r="3175" b="0"/>
+            <wp:docPr id="1064682822" name="Рисунок 1"/>
             <wp:cNvGraphicFramePr>
               <a:graphicFrameLocks xmlns:a="http://schemas.openxmlformats.org/drawingml/2006/main" noChangeAspect="1"/>
             </wp:cNvGraphicFramePr>
@@ -6253,30 +6229,23 @@
               <a:graphicData uri="http://schemas.openxmlformats.org/drawingml/2006/picture">
                 <pic:pic xmlns:pic="http://schemas.openxmlformats.org/drawingml/2006/picture">
                   <pic:nvPicPr>
-                    <pic:cNvPr id="1" name=""/>
+                    <pic:cNvPr id="1064682822" name=""/>
                     <pic:cNvPicPr/>
                   </pic:nvPicPr>
-                  <pic:blipFill rotWithShape="1">
-                    <a:blip r:embed="rId10"/>
-                    <a:srcRect l="16125" t="62929" r="30926" b="7442"/>
-                    <a:stretch/>
+                  <pic:blipFill>
+                    <a:blip r:embed="rId14"/>
+                    <a:stretch>
+                      <a:fillRect/>
+                    </a:stretch>
                   </pic:blipFill>
-                  <pic:spPr bwMode="auto">
+                  <pic:spPr>
                     <a:xfrm>
                       <a:off x="0" y="0"/>
-                      <a:ext cx="5749920" cy="1809771"/>
+                      <a:ext cx="5940425" cy="3132455"/>
                     </a:xfrm>
                     <a:prstGeom prst="rect">
                       <a:avLst/>
                     </a:prstGeom>
-                    <a:ln>
-                      <a:noFill/>
-                    </a:ln>
-                    <a:extLst>
-                      <a:ext uri="{53640926-AAD7-44D8-BBD7-CCE9431645EC}">
-                        <a14:shadowObscured xmlns:a14="http://schemas.microsoft.com/office/drawing/2010/main"/>
-                      </a:ext>
-                    </a:extLst>
                   </pic:spPr>
                 </pic:pic>
               </a:graphicData>
@@ -6287,7 +6256,7 @@
     </w:p>
     <w:p>
       <w:pPr>
-        <w:jc w:val="both"/>
+        <w:jc w:val="center"/>
         <w:rPr>
           <w:rFonts w:ascii="Times New Roman" w:hAnsi="Times New Roman" w:cs="Times New Roman"/>
           <w:sz w:val="28"/>
@@ -6310,12 +6279,13 @@
         <w:pStyle w:val="4"/>
         <w:shd w:val="clear" w:color="auto" w:fill="FFFFFF"/>
         <w:spacing w:before="240" w:after="240" w:line="420" w:lineRule="atLeast"/>
-        <w:jc w:val="both"/>
         <w:rPr>
           <w:rFonts w:ascii="Times New Roman" w:hAnsi="Times New Roman" w:cs="Times New Roman"/>
           <w:b w:val="0"/>
           <w:bCs w:val="0"/>
           <w:color w:val="0F1115"/>
+          <w:sz w:val="28"/>
+          <w:szCs w:val="28"/>
         </w:rPr>
       </w:pPr>
       <w:r>
@@ -6324,27 +6294,30 @@
           <w:b w:val="0"/>
           <w:bCs w:val="0"/>
           <w:color w:val="0F1115"/>
-        </w:rPr>
+          <w:sz w:val="28"/>
+          <w:szCs w:val="28"/>
+        </w:rPr>
+        <w:lastRenderedPageBreak/>
         <w:t>Тесты очистки базы данных</w:t>
       </w:r>
     </w:p>
     <w:p>
       <w:pPr>
         <w:spacing w:after="0"/>
-        <w:jc w:val="both"/>
+        <w:jc w:val="center"/>
         <w:rPr>
           <w:lang w:val="en-US"/>
         </w:rPr>
       </w:pPr>
       <w:r>
         <w:rPr>
-          <w:noProof/>
+          <w:lang w:val="en-US"/>
         </w:rPr>
         <w:drawing>
-          <wp:inline distT="0" distB="0" distL="0" distR="0" wp14:anchorId="0DFE621F" wp14:editId="7306FE20">
-            <wp:extent cx="5770159" cy="1009816"/>
-            <wp:effectExtent l="0" t="0" r="2540" b="0"/>
-            <wp:docPr id="8" name="Рисунок 8"/>
+          <wp:inline distT="0" distB="0" distL="0" distR="0" wp14:anchorId="4A5AAAB4" wp14:editId="1C551DF0">
+            <wp:extent cx="5940425" cy="1819910"/>
+            <wp:effectExtent l="0" t="0" r="3175" b="8890"/>
+            <wp:docPr id="338474811" name="Рисунок 1"/>
             <wp:cNvGraphicFramePr>
               <a:graphicFrameLocks xmlns:a="http://schemas.openxmlformats.org/drawingml/2006/main" noChangeAspect="1"/>
             </wp:cNvGraphicFramePr>
@@ -6352,30 +6325,23 @@
               <a:graphicData uri="http://schemas.openxmlformats.org/drawingml/2006/picture">
                 <pic:pic xmlns:pic="http://schemas.openxmlformats.org/drawingml/2006/picture">
                   <pic:nvPicPr>
-                    <pic:cNvPr id="1" name=""/>
+                    <pic:cNvPr id="338474811" name=""/>
                     <pic:cNvPicPr/>
                   </pic:nvPicPr>
-                  <pic:blipFill rotWithShape="1">
-                    <a:blip r:embed="rId11"/>
-                    <a:srcRect l="16062" t="27135" r="38025" b="58580"/>
-                    <a:stretch/>
+                  <pic:blipFill>
+                    <a:blip r:embed="rId15"/>
+                    <a:stretch>
+                      <a:fillRect/>
+                    </a:stretch>
                   </pic:blipFill>
-                  <pic:spPr bwMode="auto">
+                  <pic:spPr>
                     <a:xfrm>
                       <a:off x="0" y="0"/>
-                      <a:ext cx="5828166" cy="1019968"/>
+                      <a:ext cx="5940425" cy="1819910"/>
                     </a:xfrm>
                     <a:prstGeom prst="rect">
                       <a:avLst/>
                     </a:prstGeom>
-                    <a:ln>
-                      <a:noFill/>
-                    </a:ln>
-                    <a:extLst>
-                      <a:ext uri="{53640926-AAD7-44D8-BBD7-CCE9431645EC}">
-                        <a14:shadowObscured xmlns:a14="http://schemas.microsoft.com/office/drawing/2010/main"/>
-                      </a:ext>
-                    </a:extLst>
                   </pic:spPr>
                 </pic:pic>
               </a:graphicData>
@@ -6386,7 +6352,7 @@
     </w:p>
     <w:p>
       <w:pPr>
-        <w:jc w:val="both"/>
+        <w:jc w:val="center"/>
         <w:rPr>
           <w:rFonts w:ascii="Times New Roman" w:hAnsi="Times New Roman" w:cs="Times New Roman"/>
           <w:sz w:val="28"/>
@@ -6426,26 +6392,24 @@
     <w:p>
       <w:pPr>
         <w:spacing w:after="0"/>
-        <w:jc w:val="both"/>
+        <w:jc w:val="center"/>
         <w:rPr>
           <w:rFonts w:ascii="Times New Roman" w:hAnsi="Times New Roman" w:cs="Times New Roman"/>
           <w:sz w:val="28"/>
           <w:szCs w:val="28"/>
-          <w:lang w:val="en-US"/>
         </w:rPr>
       </w:pPr>
       <w:r>
         <w:rPr>
           <w:rFonts w:ascii="Times New Roman" w:hAnsi="Times New Roman" w:cs="Times New Roman"/>
-          <w:noProof/>
           <w:sz w:val="28"/>
           <w:szCs w:val="28"/>
         </w:rPr>
         <w:drawing>
-          <wp:inline distT="0" distB="0" distL="0" distR="0" wp14:anchorId="0F4CD833" wp14:editId="120EC37E">
-            <wp:extent cx="5769208" cy="961942"/>
-            <wp:effectExtent l="0" t="0" r="3175" b="0"/>
-            <wp:docPr id="9" name="Рисунок 9"/>
+          <wp:inline distT="0" distB="0" distL="0" distR="0" wp14:anchorId="285CEA3A" wp14:editId="4678E121">
+            <wp:extent cx="5940425" cy="1974850"/>
+            <wp:effectExtent l="0" t="0" r="3175" b="6350"/>
+            <wp:docPr id="440359015" name="Рисунок 1"/>
             <wp:cNvGraphicFramePr>
               <a:graphicFrameLocks xmlns:a="http://schemas.openxmlformats.org/drawingml/2006/main" noChangeAspect="1"/>
             </wp:cNvGraphicFramePr>
@@ -6453,30 +6417,23 @@
               <a:graphicData uri="http://schemas.openxmlformats.org/drawingml/2006/picture">
                 <pic:pic xmlns:pic="http://schemas.openxmlformats.org/drawingml/2006/picture">
                   <pic:nvPicPr>
-                    <pic:cNvPr id="1" name=""/>
+                    <pic:cNvPr id="440359015" name=""/>
                     <pic:cNvPicPr/>
                   </pic:nvPicPr>
-                  <pic:blipFill rotWithShape="1">
-                    <a:blip r:embed="rId11"/>
-                    <a:srcRect l="15872" t="44347" r="38215" b="42043"/>
-                    <a:stretch/>
+                  <pic:blipFill>
+                    <a:blip r:embed="rId16"/>
+                    <a:stretch>
+                      <a:fillRect/>
+                    </a:stretch>
                   </pic:blipFill>
-                  <pic:spPr bwMode="auto">
+                  <pic:spPr>
                     <a:xfrm>
                       <a:off x="0" y="0"/>
-                      <a:ext cx="5828166" cy="971772"/>
+                      <a:ext cx="5940425" cy="1974850"/>
                     </a:xfrm>
                     <a:prstGeom prst="rect">
                       <a:avLst/>
                     </a:prstGeom>
-                    <a:ln>
-                      <a:noFill/>
-                    </a:ln>
-                    <a:extLst>
-                      <a:ext uri="{53640926-AAD7-44D8-BBD7-CCE9431645EC}">
-                        <a14:shadowObscured xmlns:a14="http://schemas.microsoft.com/office/drawing/2010/main"/>
-                      </a:ext>
-                    </a:extLst>
                   </pic:spPr>
                 </pic:pic>
               </a:graphicData>
@@ -6487,7 +6444,7 @@
     </w:p>
     <w:p>
       <w:pPr>
-        <w:jc w:val="both"/>
+        <w:jc w:val="center"/>
         <w:rPr>
           <w:rFonts w:ascii="Times New Roman" w:hAnsi="Times New Roman" w:cs="Times New Roman"/>
           <w:sz w:val="28"/>
@@ -6521,26 +6478,38 @@
           <w:szCs w:val="28"/>
           <w:lang w:eastAsia="ru-RU"/>
         </w:rPr>
-        <w:t xml:space="preserve"> базы данных с 100- записями</w:t>
+        <w:t xml:space="preserve"> базы данных с 100</w:t>
+      </w:r>
+      <w:r>
+        <w:rPr>
+          <w:rFonts w:ascii="Times New Roman" w:hAnsi="Times New Roman" w:cs="Times New Roman"/>
+          <w:sz w:val="28"/>
+          <w:szCs w:val="28"/>
+          <w:lang w:eastAsia="ru-RU"/>
+        </w:rPr>
+        <w:t>0</w:t>
+      </w:r>
+      <w:r>
+        <w:rPr>
+          <w:rFonts w:ascii="Times New Roman" w:hAnsi="Times New Roman" w:cs="Times New Roman"/>
+          <w:sz w:val="28"/>
+          <w:szCs w:val="28"/>
+          <w:lang w:eastAsia="ru-RU"/>
+        </w:rPr>
+        <w:t xml:space="preserve"> записями</w:t>
       </w:r>
     </w:p>
     <w:p>
       <w:pPr>
         <w:spacing w:after="0"/>
-        <w:jc w:val="both"/>
-        <w:rPr>
-          <w:lang w:val="en-US"/>
-        </w:rPr>
-      </w:pPr>
-      <w:r>
-        <w:rPr>
-          <w:noProof/>
-        </w:rPr>
+        <w:jc w:val="center"/>
+      </w:pPr>
+      <w:r>
         <w:drawing>
-          <wp:inline distT="0" distB="0" distL="0" distR="0" wp14:anchorId="63F53318" wp14:editId="50B6076B">
-            <wp:extent cx="5769208" cy="2067339"/>
-            <wp:effectExtent l="0" t="0" r="3175" b="9525"/>
-            <wp:docPr id="10" name="Рисунок 10"/>
+          <wp:inline distT="0" distB="0" distL="0" distR="0" wp14:anchorId="710356EB" wp14:editId="0B24BD3F">
+            <wp:extent cx="4829175" cy="3316154"/>
+            <wp:effectExtent l="0" t="0" r="0" b="0"/>
+            <wp:docPr id="479826121" name="Рисунок 1"/>
             <wp:cNvGraphicFramePr>
               <a:graphicFrameLocks xmlns:a="http://schemas.openxmlformats.org/drawingml/2006/main" noChangeAspect="1"/>
             </wp:cNvGraphicFramePr>
@@ -6548,30 +6517,23 @@
               <a:graphicData uri="http://schemas.openxmlformats.org/drawingml/2006/picture">
                 <pic:pic xmlns:pic="http://schemas.openxmlformats.org/drawingml/2006/picture">
                   <pic:nvPicPr>
-                    <pic:cNvPr id="1" name=""/>
+                    <pic:cNvPr id="479826121" name=""/>
                     <pic:cNvPicPr/>
                   </pic:nvPicPr>
-                  <pic:blipFill rotWithShape="1">
-                    <a:blip r:embed="rId11"/>
-                    <a:srcRect l="15998" t="60660" r="38089" b="10091"/>
-                    <a:stretch/>
+                  <pic:blipFill>
+                    <a:blip r:embed="rId17"/>
+                    <a:stretch>
+                      <a:fillRect/>
+                    </a:stretch>
                   </pic:blipFill>
-                  <pic:spPr bwMode="auto">
+                  <pic:spPr>
                     <a:xfrm>
                       <a:off x="0" y="0"/>
-                      <a:ext cx="5828166" cy="2088466"/>
+                      <a:ext cx="4832940" cy="3318739"/>
                     </a:xfrm>
                     <a:prstGeom prst="rect">
                       <a:avLst/>
                     </a:prstGeom>
-                    <a:ln>
-                      <a:noFill/>
-                    </a:ln>
-                    <a:extLst>
-                      <a:ext uri="{53640926-AAD7-44D8-BBD7-CCE9431645EC}">
-                        <a14:shadowObscured xmlns:a14="http://schemas.microsoft.com/office/drawing/2010/main"/>
-                      </a:ext>
-                    </a:extLst>
                   </pic:spPr>
                 </pic:pic>
               </a:graphicData>
@@ -6582,7 +6544,7 @@
     </w:p>
     <w:p>
       <w:pPr>
-        <w:jc w:val="both"/>
+        <w:jc w:val="center"/>
         <w:rPr>
           <w:rFonts w:ascii="Times New Roman" w:hAnsi="Times New Roman" w:cs="Times New Roman"/>
           <w:sz w:val="28"/>
@@ -6995,7 +6957,7 @@
                     <pic:cNvPicPr/>
                   </pic:nvPicPr>
                   <pic:blipFill rotWithShape="1">
-                    <a:blip r:embed="rId12"/>
+                    <a:blip r:embed="rId18"/>
                     <a:srcRect l="14861" t="27385" r="61317" b="42650"/>
                     <a:stretch/>
                   </pic:blipFill>
@@ -7080,6 +7042,7 @@
       <w:r>
         <w:rPr>
           <w:rFonts w:ascii="Times New Roman" w:hAnsi="Times New Roman" w:cs="Times New Roman"/>
+          <w:noProof/>
           <w:sz w:val="28"/>
           <w:szCs w:val="28"/>
         </w:rPr>
@@ -7100,7 +7063,7 @@
                     <pic:cNvPicPr/>
                   </pic:nvPicPr>
                   <pic:blipFill>
-                    <a:blip r:embed="rId13"/>
+                    <a:blip r:embed="rId19"/>
                     <a:stretch>
                       <a:fillRect/>
                     </a:stretch>
@@ -7184,7 +7147,7 @@
                     <pic:cNvPicPr/>
                   </pic:nvPicPr>
                   <pic:blipFill rotWithShape="1">
-                    <a:blip r:embed="rId14"/>
+                    <a:blip r:embed="rId20"/>
                     <a:srcRect l="27575" t="27839" r="25445" b="23375"/>
                     <a:stretch/>
                   </pic:blipFill>
@@ -7286,7 +7249,7 @@
                     <pic:cNvPicPr/>
                   </pic:nvPicPr>
                   <pic:blipFill rotWithShape="1">
-                    <a:blip r:embed="rId15"/>
+                    <a:blip r:embed="rId21"/>
                     <a:srcRect l="27440" t="22606" r="25847" b="28848"/>
                     <a:stretch/>
                   </pic:blipFill>
